--- a/unit3.docx
+++ b/unit3.docx
@@ -53,12 +53,6 @@
         <w:gridCol w:w="9360"/>
       </w:tblGrid>
       <w:tr>
-        <w:tblPrEx>
-          <w:tblCellMar>
-            <w:top w:w="0" w:type="dxa"/>
-            <w:bottom w:w="0" w:type="dxa"/>
-          </w:tblCellMar>
-        </w:tblPrEx>
         <w:tc>
           <w:tcPr>
             <w:tcW w:w="9360" w:type="dxa"/>
@@ -116,7 +110,23 @@
                 <w:sz w:val="20"/>
                 <w:szCs w:val="20"/>
               </w:rPr>
-              <w:t xml:space="preserve"> class for a healthcare app — first by instinct, then under ethical constraints, and finally with explicit justifications for every field kept or cut.</w:t>
+              <w:t xml:space="preserve"> class for a healthcare app</w:t>
+            </w:r>
+            <w:r>
+              <w:rPr>
+                <w:color w:val="333333"/>
+                <w:sz w:val="20"/>
+                <w:szCs w:val="20"/>
+              </w:rPr>
+              <w:t>. They do this</w:t>
+            </w:r>
+            <w:r>
+              <w:rPr>
+                <w:color w:val="333333"/>
+                <w:sz w:val="20"/>
+                <w:szCs w:val="20"/>
+              </w:rPr>
+              <w:t xml:space="preserve"> first by instinct, then under ethical constraints, and finally with explicit justifications for every field kept or cut.</w:t>
             </w:r>
           </w:p>
         </w:tc>
@@ -291,7 +301,16 @@
         <w:spacing w:before="60" w:after="80"/>
       </w:pPr>
       <w:r>
-        <w:t>Every app that has users had a developer who decided: what fields does a “person” have? Name. Gender. Age. Location. Those choices shape who feels seen by the system — and who gets an error message, a form that doesn’t fit, or a dropdown with no valid option.</w:t>
+        <w:t xml:space="preserve">Every app that has users had a developer who decided: what fields does a “person” have? Those choices shape who </w:t>
+      </w:r>
+      <w:r>
+        <w:t>is recognized and prioritized</w:t>
+      </w:r>
+      <w:r>
+        <w:t xml:space="preserve"> by the system</w:t>
+      </w:r>
+      <w:r>
+        <w:t>.</w:t>
       </w:r>
     </w:p>
     <w:p>
@@ -314,11 +333,6 @@
       <w:r>
         <w:t>.</w:t>
       </w:r>
-    </w:p>
-    <w:p>
-      <w:pPr>
-        <w:spacing w:before="60" w:after="60"/>
-      </w:pPr>
     </w:p>
     <w:p>
       <w:pPr>
@@ -348,7 +362,7 @@
         <w:t xml:space="preserve">Format: </w:t>
       </w:r>
       <w:r>
-        <w:t>Pairs, no computers, whiteboard or paper only</w:t>
+        <w:t>Paper only, no tech</w:t>
       </w:r>
     </w:p>
     <w:p>
@@ -361,7 +375,7 @@
         <w:spacing w:before="60" w:after="80"/>
       </w:pPr>
       <w:r>
-        <w:t xml:space="preserve">You have 10 minutes. Design a </w:t>
+        <w:t xml:space="preserve">Design a </w:t>
       </w:r>
       <w:proofErr w:type="gramStart"/>
       <w:r>
@@ -413,8 +427,100 @@
         <w:spacing w:before="40" w:after="40"/>
       </w:pPr>
       <w:r>
-        <w:lastRenderedPageBreak/>
         <w:t>What your constructor signature would look like</w:t>
+      </w:r>
+    </w:p>
+    <w:p>
+      <w:pPr>
+        <w:spacing w:before="60" w:after="60"/>
+      </w:pPr>
+    </w:p>
+    <w:p>
+      <w:pPr>
+        <w:pBdr>
+          <w:bottom w:val="single" w:sz="4" w:space="1" w:color="CCCCCC"/>
+        </w:pBdr>
+        <w:spacing w:before="120" w:after="120"/>
+      </w:pPr>
+    </w:p>
+    <w:p>
+      <w:pPr>
+        <w:pStyle w:val="Heading2"/>
+      </w:pPr>
+      <w:r>
+        <w:t>Phase 2 — Gallery walk (~20 min)</w:t>
+      </w:r>
+    </w:p>
+    <w:p>
+      <w:pPr>
+        <w:spacing w:before="60" w:after="80"/>
+      </w:pPr>
+      <w:r>
+        <w:rPr>
+          <w:b/>
+          <w:bCs/>
+        </w:rPr>
+        <w:t xml:space="preserve">Format: </w:t>
+      </w:r>
+      <w:r>
+        <w:t>Whole class</w:t>
+      </w:r>
+    </w:p>
+    <w:p>
+      <w:pPr>
+        <w:spacing w:before="60" w:after="60"/>
+      </w:pPr>
+    </w:p>
+    <w:p>
+      <w:pPr>
+        <w:spacing w:before="60" w:after="80"/>
+      </w:pPr>
+      <w:r>
+        <w:t>Post your whiteboard designs around the room. Spend 10 minutes reading other pairs’ designs and leaving sticky note responses on each one. Every sticky note must answer exactly one of these two questions:</w:t>
+      </w:r>
+    </w:p>
+    <w:p>
+      <w:pPr>
+        <w:spacing w:before="60" w:after="60"/>
+      </w:pPr>
+    </w:p>
+    <w:p>
+      <w:pPr>
+        <w:pStyle w:val="ListParagraph"/>
+        <w:numPr>
+          <w:ilvl w:val="0"/>
+          <w:numId w:val="2"/>
+        </w:numPr>
+        <w:spacing w:before="40" w:after="40"/>
+      </w:pPr>
+      <w:r>
+        <w:t>Who does this design exclude? (Name a real person who would get an error or a bad experience)</w:t>
+      </w:r>
+    </w:p>
+    <w:p>
+      <w:pPr>
+        <w:pStyle w:val="ListParagraph"/>
+        <w:numPr>
+          <w:ilvl w:val="0"/>
+          <w:numId w:val="2"/>
+        </w:numPr>
+        <w:spacing w:before="40" w:after="40"/>
+      </w:pPr>
+      <w:r>
+        <w:t>What is collected here that shouldn’t be? (Name the risk if this field were leaked or misused)</w:t>
+      </w:r>
+    </w:p>
+    <w:p>
+      <w:pPr>
+        <w:spacing w:before="60" w:after="60"/>
+      </w:pPr>
+    </w:p>
+    <w:p>
+      <w:pPr>
+        <w:spacing w:before="60" w:after="80"/>
+      </w:pPr>
+      <w:r>
+        <w:t>Then spend 10 minutes as a class identifying patterns. Which fields appeared on almost every design? Which exclusions came up most often? Write the patterns on the board.</w:t>
       </w:r>
     </w:p>
     <w:p>
@@ -443,182 +549,6 @@
         <w:gridCol w:w="9360"/>
       </w:tblGrid>
       <w:tr>
-        <w:tblPrEx>
-          <w:tblCellMar>
-            <w:top w:w="0" w:type="dxa"/>
-            <w:bottom w:w="0" w:type="dxa"/>
-          </w:tblCellMar>
-        </w:tblPrEx>
-        <w:tc>
-          <w:tcPr>
-            <w:tcW w:w="9360" w:type="dxa"/>
-            <w:tcBorders>
-              <w:top w:val="single" w:sz="1" w:space="0" w:color="CCCCCC"/>
-              <w:left w:val="single" w:sz="1" w:space="0" w:color="CCCCCC"/>
-              <w:bottom w:val="single" w:sz="1" w:space="0" w:color="CCCCCC"/>
-              <w:right w:val="single" w:sz="1" w:space="0" w:color="CCCCCC"/>
-            </w:tcBorders>
-            <w:shd w:val="clear" w:color="auto" w:fill="FFF3CD"/>
-            <w:tcMar>
-              <w:top w:w="100" w:type="dxa"/>
-              <w:left w:w="160" w:type="dxa"/>
-              <w:bottom w:w="100" w:type="dxa"/>
-              <w:right w:w="160" w:type="dxa"/>
-            </w:tcMar>
-          </w:tcPr>
-          <w:p>
-            <w:pPr>
-              <w:spacing w:after="60"/>
-            </w:pPr>
-            <w:r>
-              <w:rPr>
-                <w:b/>
-                <w:bCs/>
-                <w:color w:val="7A4F00"/>
-                <w:sz w:val="20"/>
-                <w:szCs w:val="20"/>
-              </w:rPr>
-              <w:t>Rules for this phase</w:t>
-            </w:r>
-          </w:p>
-          <w:p>
-            <w:r>
-              <w:rPr>
-                <w:color w:val="333333"/>
-                <w:sz w:val="20"/>
-                <w:szCs w:val="20"/>
-              </w:rPr>
-              <w:t>No phones, no computers. Do not discuss with other pairs. Work only from your own instincts about what a healthcare app needs. You will share your design in Phase 2.</w:t>
-            </w:r>
-          </w:p>
-        </w:tc>
-      </w:tr>
-    </w:tbl>
-    <w:p>
-      <w:pPr>
-        <w:spacing w:before="60" w:after="60"/>
-      </w:pPr>
-    </w:p>
-    <w:p>
-      <w:pPr>
-        <w:pBdr>
-          <w:bottom w:val="single" w:sz="4" w:space="1" w:color="CCCCCC"/>
-        </w:pBdr>
-        <w:spacing w:before="120" w:after="120"/>
-      </w:pPr>
-    </w:p>
-    <w:p>
-      <w:pPr>
-        <w:pStyle w:val="Heading2"/>
-      </w:pPr>
-      <w:r>
-        <w:t>Phase 2 — Gallery walk (~20 min)</w:t>
-      </w:r>
-    </w:p>
-    <w:p>
-      <w:pPr>
-        <w:spacing w:before="60" w:after="80"/>
-      </w:pPr>
-      <w:r>
-        <w:rPr>
-          <w:b/>
-          <w:bCs/>
-        </w:rPr>
-        <w:t xml:space="preserve">Format: </w:t>
-      </w:r>
-      <w:r>
-        <w:t>Whole class</w:t>
-      </w:r>
-    </w:p>
-    <w:p>
-      <w:pPr>
-        <w:spacing w:before="60" w:after="60"/>
-      </w:pPr>
-    </w:p>
-    <w:p>
-      <w:pPr>
-        <w:spacing w:before="60" w:after="80"/>
-      </w:pPr>
-      <w:r>
-        <w:t>Post your whiteboard designs around the room. Spend 10 minutes reading other pairs’ designs and leaving sticky note responses on each one. Every sticky note must answer exactly one of these two questions:</w:t>
-      </w:r>
-    </w:p>
-    <w:p>
-      <w:pPr>
-        <w:spacing w:before="60" w:after="60"/>
-      </w:pPr>
-    </w:p>
-    <w:p>
-      <w:pPr>
-        <w:pStyle w:val="ListParagraph"/>
-        <w:numPr>
-          <w:ilvl w:val="0"/>
-          <w:numId w:val="2"/>
-        </w:numPr>
-        <w:spacing w:before="40" w:after="40"/>
-      </w:pPr>
-      <w:r>
-        <w:t>Who does this design exclude? (Name a real person who would get an error or a bad experience)</w:t>
-      </w:r>
-    </w:p>
-    <w:p>
-      <w:pPr>
-        <w:pStyle w:val="ListParagraph"/>
-        <w:numPr>
-          <w:ilvl w:val="0"/>
-          <w:numId w:val="2"/>
-        </w:numPr>
-        <w:spacing w:before="40" w:after="40"/>
-      </w:pPr>
-      <w:r>
-        <w:t>What is collected here that shouldn’t be? (Name the risk if this field were leaked or misused)</w:t>
-      </w:r>
-    </w:p>
-    <w:p>
-      <w:pPr>
-        <w:spacing w:before="60" w:after="60"/>
-      </w:pPr>
-    </w:p>
-    <w:p>
-      <w:pPr>
-        <w:spacing w:before="60" w:after="80"/>
-      </w:pPr>
-      <w:r>
-        <w:t>Then spend 10 minutes as a class identifying patterns. Which fields appeared on almost every design? Which exclusions came up most often? Write the patterns on the board.</w:t>
-      </w:r>
-    </w:p>
-    <w:p>
-      <w:pPr>
-        <w:spacing w:before="60" w:after="60"/>
-      </w:pPr>
-    </w:p>
-    <w:tbl>
-      <w:tblPr>
-        <w:tblW w:w="9360" w:type="dxa"/>
-        <w:tblBorders>
-          <w:top w:val="single" w:sz="4" w:space="0" w:color="auto"/>
-          <w:left w:val="single" w:sz="4" w:space="0" w:color="auto"/>
-          <w:bottom w:val="single" w:sz="4" w:space="0" w:color="auto"/>
-          <w:right w:val="single" w:sz="4" w:space="0" w:color="auto"/>
-          <w:insideH w:val="single" w:sz="4" w:space="0" w:color="auto"/>
-          <w:insideV w:val="single" w:sz="4" w:space="0" w:color="auto"/>
-        </w:tblBorders>
-        <w:tblCellMar>
-          <w:left w:w="10" w:type="dxa"/>
-          <w:right w:w="10" w:type="dxa"/>
-        </w:tblCellMar>
-        <w:tblLook w:val="04A0" w:firstRow="1" w:lastRow="0" w:firstColumn="1" w:lastColumn="0" w:noHBand="0" w:noVBand="1"/>
-      </w:tblPr>
-      <w:tblGrid>
-        <w:gridCol w:w="9360"/>
-      </w:tblGrid>
-      <w:tr>
-        <w:tblPrEx>
-          <w:tblCellMar>
-            <w:top w:w="0" w:type="dxa"/>
-            <w:bottom w:w="0" w:type="dxa"/>
-          </w:tblCellMar>
-        </w:tblPrEx>
         <w:tc>
           <w:tcPr>
             <w:tcW w:w="9360" w:type="dxa"/>
@@ -648,7 +578,7 @@
                 <w:sz w:val="20"/>
                 <w:szCs w:val="20"/>
               </w:rPr>
-              <w:t>What tends to surface</w:t>
+              <w:t>For teachers to anticipate</w:t>
             </w:r>
           </w:p>
           <w:p>
@@ -658,17 +588,36 @@
                 <w:sz w:val="20"/>
                 <w:szCs w:val="20"/>
               </w:rPr>
-              <w:t>Nearly every pair includes a single String name field (excludes people with multiple names, non-Latin characters, titles). Nearly every pair includes gender as a binary (excludes non-binary patients). Many pairs include fields that have no clinical use case and create liability (e.g. ethnicity collected without a stated purpose).</w:t>
+              <w:t>Students will often include</w:t>
+            </w:r>
+            <w:r>
+              <w:rPr>
+                <w:color w:val="333333"/>
+                <w:sz w:val="20"/>
+                <w:szCs w:val="20"/>
+              </w:rPr>
+              <w:t xml:space="preserve"> single String name field (excludes people with multiple names, non-Latin characters, titles). </w:t>
+            </w:r>
+            <w:r>
+              <w:rPr>
+                <w:color w:val="333333"/>
+                <w:sz w:val="20"/>
+                <w:szCs w:val="20"/>
+              </w:rPr>
+              <w:t>Students might encode</w:t>
+            </w:r>
+            <w:r>
+              <w:rPr>
+                <w:color w:val="333333"/>
+                <w:sz w:val="20"/>
+                <w:szCs w:val="20"/>
+              </w:rPr>
+              <w:t xml:space="preserve"> gender as a binary (excludes non-binary patients). Many pairs include fields that have no clinical use case and create liability (e.g. ethnicity collected without a stated purpose).</w:t>
             </w:r>
           </w:p>
         </w:tc>
       </w:tr>
     </w:tbl>
-    <w:p>
-      <w:pPr>
-        <w:spacing w:before="60" w:after="60"/>
-      </w:pPr>
-    </w:p>
     <w:p>
       <w:pPr>
         <w:pBdr>
@@ -710,7 +659,15 @@
         <w:spacing w:before="60" w:after="80"/>
       </w:pPr>
       <w:r>
-        <w:t>Now implement a User class in Java. Your implementation must satisfy three design constraints:</w:t>
+        <w:t xml:space="preserve">Now implement a </w:t>
+      </w:r>
+      <w:proofErr w:type="gramStart"/>
+      <w:r>
+        <w:t>User</w:t>
+      </w:r>
+      <w:proofErr w:type="gramEnd"/>
+      <w:r>
+        <w:t xml:space="preserve"> class. Your implementation must satisfy three design constraints:</w:t>
       </w:r>
     </w:p>
     <w:p>
@@ -741,12 +698,6 @@
         <w:gridCol w:w="5760"/>
       </w:tblGrid>
       <w:tr>
-        <w:tblPrEx>
-          <w:tblCellMar>
-            <w:top w:w="0" w:type="dxa"/>
-            <w:bottom w:w="0" w:type="dxa"/>
-          </w:tblCellMar>
-        </w:tblPrEx>
         <w:trPr>
           <w:tblHeader/>
         </w:trPr>
@@ -842,12 +793,6 @@
         </w:tc>
       </w:tr>
       <w:tr>
-        <w:tblPrEx>
-          <w:tblCellMar>
-            <w:top w:w="0" w:type="dxa"/>
-            <w:bottom w:w="0" w:type="dxa"/>
-          </w:tblCellMar>
-        </w:tblPrEx>
         <w:tc>
           <w:tcPr>
             <w:tcW w:w="400" w:type="dxa"/>
@@ -935,12 +880,6 @@
         </w:tc>
       </w:tr>
       <w:tr>
-        <w:tblPrEx>
-          <w:tblCellMar>
-            <w:top w:w="0" w:type="dxa"/>
-            <w:bottom w:w="0" w:type="dxa"/>
-          </w:tblCellMar>
-        </w:tblPrEx>
         <w:tc>
           <w:tcPr>
             <w:tcW w:w="400" w:type="dxa"/>
@@ -966,7 +905,6 @@
                 <w:sz w:val="18"/>
                 <w:szCs w:val="18"/>
               </w:rPr>
-              <w:lastRenderedPageBreak/>
               <w:t>2</w:t>
             </w:r>
           </w:p>
@@ -1029,12 +967,6 @@
         </w:tc>
       </w:tr>
       <w:tr>
-        <w:tblPrEx>
-          <w:tblCellMar>
-            <w:top w:w="0" w:type="dxa"/>
-            <w:bottom w:w="0" w:type="dxa"/>
-          </w:tblCellMar>
-        </w:tblPrEx>
         <w:tc>
           <w:tcPr>
             <w:tcW w:w="400" w:type="dxa"/>
@@ -1163,7 +1095,7 @@
                 <w:sz w:val="18"/>
                 <w:szCs w:val="18"/>
               </w:rPr>
-              <w:t>) must handle missing optional fields explicitly — either by labeling them as not provided or by omitting the field label entirely</w:t>
+              <w:t xml:space="preserve">) must handle missing optional fields explicitly </w:t>
             </w:r>
           </w:p>
         </w:tc>
@@ -1231,6 +1163,7 @@
         <w:spacing w:before="40" w:after="40"/>
       </w:pPr>
       <w:r>
+        <w:lastRenderedPageBreak/>
         <w:t xml:space="preserve">A </w:t>
       </w:r>
       <w:proofErr w:type="spellStart"/>
@@ -1280,7 +1213,7 @@
         <w:t xml:space="preserve">Format: </w:t>
       </w:r>
       <w:r>
-        <w:t>Individual written response, submitted with code</w:t>
+        <w:t>Individual written response, with code</w:t>
       </w:r>
     </w:p>
     <w:p>
@@ -1293,210 +1226,26 @@
         <w:spacing w:before="60" w:after="80"/>
       </w:pPr>
       <w:r>
-        <w:t>For every field in your final implementation, write one sentence explaining the design rationale — both technical and ethical. Use this format:</w:t>
-      </w:r>
-    </w:p>
-    <w:p>
-      <w:pPr>
-        <w:spacing w:before="60" w:after="60"/>
-      </w:pPr>
-    </w:p>
-    <w:tbl>
-      <w:tblPr>
-        <w:tblW w:w="9360" w:type="dxa"/>
-        <w:tblBorders>
-          <w:top w:val="single" w:sz="4" w:space="0" w:color="auto"/>
-          <w:left w:val="single" w:sz="4" w:space="0" w:color="auto"/>
-          <w:bottom w:val="single" w:sz="4" w:space="0" w:color="auto"/>
-          <w:right w:val="single" w:sz="4" w:space="0" w:color="auto"/>
-          <w:insideH w:val="single" w:sz="4" w:space="0" w:color="auto"/>
-          <w:insideV w:val="single" w:sz="4" w:space="0" w:color="auto"/>
-        </w:tblBorders>
-        <w:tblCellMar>
-          <w:left w:w="10" w:type="dxa"/>
-          <w:right w:w="10" w:type="dxa"/>
-        </w:tblCellMar>
-        <w:tblLook w:val="04A0" w:firstRow="1" w:lastRow="0" w:firstColumn="1" w:lastColumn="0" w:noHBand="0" w:noVBand="1"/>
-      </w:tblPr>
-      <w:tblGrid>
-        <w:gridCol w:w="9360"/>
-      </w:tblGrid>
-      <w:tr>
-        <w:tblPrEx>
-          <w:tblCellMar>
-            <w:top w:w="0" w:type="dxa"/>
-            <w:bottom w:w="0" w:type="dxa"/>
-          </w:tblCellMar>
-        </w:tblPrEx>
-        <w:tc>
-          <w:tcPr>
-            <w:tcW w:w="9360" w:type="dxa"/>
-            <w:tcBorders>
-              <w:top w:val="single" w:sz="1" w:space="0" w:color="CCCCCC"/>
-              <w:left w:val="single" w:sz="1" w:space="0" w:color="CCCCCC"/>
-              <w:bottom w:val="single" w:sz="1" w:space="0" w:color="CCCCCC"/>
-              <w:right w:val="single" w:sz="1" w:space="0" w:color="CCCCCC"/>
-            </w:tcBorders>
-            <w:shd w:val="clear" w:color="auto" w:fill="E8F5E9"/>
-            <w:tcMar>
-              <w:top w:w="100" w:type="dxa"/>
-              <w:left w:w="160" w:type="dxa"/>
-              <w:bottom w:w="100" w:type="dxa"/>
-              <w:right w:w="160" w:type="dxa"/>
-            </w:tcMar>
-          </w:tcPr>
-          <w:p>
-            <w:pPr>
-              <w:spacing w:after="60"/>
-            </w:pPr>
-            <w:r>
-              <w:rPr>
-                <w:b/>
-                <w:bCs/>
-                <w:color w:val="1B5E20"/>
-                <w:sz w:val="20"/>
-                <w:szCs w:val="20"/>
-              </w:rPr>
-              <w:t>Format for kept fields</w:t>
-            </w:r>
-          </w:p>
-          <w:p>
-            <w:r>
-              <w:rPr>
-                <w:color w:val="333333"/>
-                <w:sz w:val="20"/>
-                <w:szCs w:val="20"/>
-              </w:rPr>
-              <w:t>I kept [</w:t>
-            </w:r>
-            <w:proofErr w:type="spellStart"/>
-            <w:r>
-              <w:rPr>
-                <w:color w:val="333333"/>
-                <w:sz w:val="20"/>
-                <w:szCs w:val="20"/>
-              </w:rPr>
-              <w:t>fieldName</w:t>
-            </w:r>
-            <w:proofErr w:type="spellEnd"/>
-            <w:r>
-              <w:rPr>
-                <w:color w:val="333333"/>
-                <w:sz w:val="20"/>
-                <w:szCs w:val="20"/>
-              </w:rPr>
-              <w:t>] because [technical reason]. Without it, [what would break]. The ethical consideration is [one sentence about who it helps or could harm].</w:t>
-            </w:r>
-          </w:p>
-        </w:tc>
-      </w:tr>
-    </w:tbl>
-    <w:p>
-      <w:pPr>
-        <w:spacing w:before="60" w:after="60"/>
-      </w:pPr>
-    </w:p>
-    <w:tbl>
-      <w:tblPr>
-        <w:tblW w:w="9360" w:type="dxa"/>
-        <w:tblBorders>
-          <w:top w:val="single" w:sz="4" w:space="0" w:color="auto"/>
-          <w:left w:val="single" w:sz="4" w:space="0" w:color="auto"/>
-          <w:bottom w:val="single" w:sz="4" w:space="0" w:color="auto"/>
-          <w:right w:val="single" w:sz="4" w:space="0" w:color="auto"/>
-          <w:insideH w:val="single" w:sz="4" w:space="0" w:color="auto"/>
-          <w:insideV w:val="single" w:sz="4" w:space="0" w:color="auto"/>
-        </w:tblBorders>
-        <w:tblCellMar>
-          <w:left w:w="10" w:type="dxa"/>
-          <w:right w:w="10" w:type="dxa"/>
-        </w:tblCellMar>
-        <w:tblLook w:val="04A0" w:firstRow="1" w:lastRow="0" w:firstColumn="1" w:lastColumn="0" w:noHBand="0" w:noVBand="1"/>
-      </w:tblPr>
-      <w:tblGrid>
-        <w:gridCol w:w="9360"/>
-      </w:tblGrid>
-      <w:tr>
-        <w:tblPrEx>
-          <w:tblCellMar>
-            <w:top w:w="0" w:type="dxa"/>
-            <w:bottom w:w="0" w:type="dxa"/>
-          </w:tblCellMar>
-        </w:tblPrEx>
-        <w:tc>
-          <w:tcPr>
-            <w:tcW w:w="9360" w:type="dxa"/>
-            <w:tcBorders>
-              <w:top w:val="single" w:sz="1" w:space="0" w:color="CCCCCC"/>
-              <w:left w:val="single" w:sz="1" w:space="0" w:color="CCCCCC"/>
-              <w:bottom w:val="single" w:sz="1" w:space="0" w:color="CCCCCC"/>
-              <w:right w:val="single" w:sz="1" w:space="0" w:color="CCCCCC"/>
-            </w:tcBorders>
-            <w:shd w:val="clear" w:color="auto" w:fill="FFF3CD"/>
-            <w:tcMar>
-              <w:top w:w="100" w:type="dxa"/>
-              <w:left w:w="160" w:type="dxa"/>
-              <w:bottom w:w="100" w:type="dxa"/>
-              <w:right w:w="160" w:type="dxa"/>
-            </w:tcMar>
-          </w:tcPr>
-          <w:p>
-            <w:pPr>
-              <w:spacing w:after="60"/>
-            </w:pPr>
-            <w:r>
-              <w:rPr>
-                <w:b/>
-                <w:bCs/>
-                <w:color w:val="7A4F00"/>
-                <w:sz w:val="20"/>
-                <w:szCs w:val="20"/>
-              </w:rPr>
-              <w:t>Format for cut fields</w:t>
-            </w:r>
-          </w:p>
-          <w:p>
-            <w:r>
-              <w:rPr>
-                <w:color w:val="333333"/>
-                <w:sz w:val="20"/>
-                <w:szCs w:val="20"/>
-              </w:rPr>
-              <w:t>I cut [</w:t>
-            </w:r>
-            <w:proofErr w:type="spellStart"/>
-            <w:r>
-              <w:rPr>
-                <w:color w:val="333333"/>
-                <w:sz w:val="20"/>
-                <w:szCs w:val="20"/>
-              </w:rPr>
-              <w:t>fieldName</w:t>
-            </w:r>
-            <w:proofErr w:type="spellEnd"/>
-            <w:r>
-              <w:rPr>
-                <w:color w:val="333333"/>
-                <w:sz w:val="20"/>
-                <w:szCs w:val="20"/>
-              </w:rPr>
-              <w:t>] even though [what it might have been used for]. I removed it because [the risk or exclusion it would create]. A system that collects this field risks [concrete consequence].</w:t>
-            </w:r>
-          </w:p>
-        </w:tc>
-      </w:tr>
-    </w:tbl>
-    <w:p>
-      <w:pPr>
-        <w:spacing w:before="60" w:after="60"/>
-      </w:pPr>
+        <w:t>For every field in your final implementation, write one sentence explaining the design rationale</w:t>
+      </w:r>
+      <w:r>
+        <w:t>.</w:t>
+      </w:r>
     </w:p>
     <w:p>
       <w:pPr>
         <w:spacing w:before="60" w:after="80"/>
       </w:pPr>
-      <w:r>
-        <w:t xml:space="preserve">Then answer: looking at your gallery </w:t>
+    </w:p>
+    <w:p>
+      <w:pPr>
+        <w:spacing w:before="60" w:after="80"/>
+      </w:pPr>
+      <w:r>
+        <w:t>Looking</w:t>
+      </w:r>
+      <w:r>
+        <w:t xml:space="preserve"> at your gallery </w:t>
       </w:r>
       <w:proofErr w:type="gramStart"/>
       <w:r>
@@ -1546,124 +1295,8 @@
     </w:p>
     <w:p>
       <w:pPr>
-        <w:spacing w:before="60" w:after="60"/>
-      </w:pPr>
-    </w:p>
-    <w:p>
-      <w:pPr>
-        <w:pBdr>
-          <w:bottom w:val="single" w:sz="4" w:space="1" w:color="CCCCCC"/>
-        </w:pBdr>
-        <w:spacing w:before="120" w:after="120"/>
-      </w:pPr>
-    </w:p>
-    <w:p>
-      <w:pPr>
-        <w:pStyle w:val="Heading2"/>
-      </w:pPr>
-      <w:r>
-        <w:t>Teacher notes</w:t>
-      </w:r>
-    </w:p>
-    <w:p>
-      <w:pPr>
         <w:spacing w:before="60" w:after="80"/>
       </w:pPr>
-      <w:r>
-        <w:t>The gallery walk must come before the constraints. If students see the constraints first, they’ll design to satisfy them. The point is for them to experience the problem through their own instincts first — the gallery walk sticky notes should sting a little, and that’s productive.</w:t>
-      </w:r>
-    </w:p>
-    <w:p>
-      <w:pPr>
-        <w:spacing w:before="60" w:after="60"/>
-      </w:pPr>
-    </w:p>
-    <w:p>
-      <w:pPr>
-        <w:spacing w:before="60" w:after="80"/>
-      </w:pPr>
-      <w:r>
-        <w:t xml:space="preserve">Constraint 2 (name cannot be a single String) generates the most interesting code. Students will struggle with how to represent a name flexibly in Java. Common approaches: separate fields for </w:t>
-      </w:r>
-      <w:proofErr w:type="spellStart"/>
-      <w:r>
-        <w:t>givenName</w:t>
-      </w:r>
-      <w:proofErr w:type="spellEnd"/>
-      <w:r>
-        <w:t xml:space="preserve">, </w:t>
-      </w:r>
-      <w:proofErr w:type="spellStart"/>
-      <w:r>
-        <w:t>familyName</w:t>
-      </w:r>
-      <w:proofErr w:type="spellEnd"/>
-      <w:r>
-        <w:t xml:space="preserve">, </w:t>
-      </w:r>
-      <w:proofErr w:type="spellStart"/>
-      <w:r>
-        <w:t>preferredName</w:t>
-      </w:r>
-      <w:proofErr w:type="spellEnd"/>
-      <w:r>
-        <w:t xml:space="preserve">; a Name class; a </w:t>
-      </w:r>
-      <w:proofErr w:type="gramStart"/>
-      <w:r>
-        <w:t>String[</w:t>
-      </w:r>
-      <w:proofErr w:type="gramEnd"/>
-      <w:r>
-        <w:t xml:space="preserve">] or </w:t>
-      </w:r>
-      <w:proofErr w:type="spellStart"/>
-      <w:r>
-        <w:t>ArrayList</w:t>
-      </w:r>
-      <w:proofErr w:type="spellEnd"/>
-      <w:r>
-        <w:t>. Each has tradeoffs. The struggle is the point.</w:t>
-      </w:r>
-    </w:p>
-    <w:p>
-      <w:pPr>
-        <w:spacing w:before="60" w:after="60"/>
-      </w:pPr>
-    </w:p>
-    <w:p>
-      <w:pPr>
-        <w:spacing w:before="60" w:after="80"/>
-      </w:pPr>
-      <w:r>
-        <w:t xml:space="preserve">The </w:t>
-      </w:r>
-      <w:proofErr w:type="spellStart"/>
-      <w:proofErr w:type="gramStart"/>
-      <w:r>
-        <w:t>toString</w:t>
-      </w:r>
-      <w:proofErr w:type="spellEnd"/>
-      <w:r>
-        <w:t>(</w:t>
-      </w:r>
-      <w:proofErr w:type="gramEnd"/>
-      <w:r>
-        <w:t>) constraint (constraint 3) tends to surface students who were planning to silently drop optional fields. Requiring them to handle null explicitly is both a Java best practice and an ethical practice: invisible nulls cause invisible failures for the users whose data is missing.</w:t>
-      </w:r>
-    </w:p>
-    <w:p>
-      <w:pPr>
-        <w:spacing w:before="60" w:after="60"/>
-      </w:pPr>
-    </w:p>
-    <w:p>
-      <w:pPr>
-        <w:spacing w:before="60" w:after="80"/>
-      </w:pPr>
-      <w:r>
-        <w:t>Vary the app context across class sections if you teach multiple sections — healthcare, school portal, and social app produce noticeably different cold-open designs, which makes the gallery walk more generative if sections compare notes.</w:t>
-      </w:r>
     </w:p>
     <w:sectPr>
       <w:pgSz w:w="12240" w:h="15840"/>
